--- a/工作区/同步-数学选必1册改制轮-0901/R审计/RF修复/基线/X1.docx
+++ b/工作区/同步-数学选必1册改制轮-0901/R审计/RF修复/基线/X1.docx
@@ -6424,23 +6424,20 @@
         </w:rPr>
         <w:t>______.</w:t>
       </w:r>
+    </w:p>
+    <w:p>
+      <w:pPr>
+        <w:spacing w:before="0" w:after="0" w:line="410" w:lineRule="atLeast"/>
+        <w:jc w:val="left"/>
+      </w:pPr>
       <w:r>
         <w:rPr>
           <w:noProof/>
         </w:rPr>
-        <w:lastRenderedPageBreak/>
         <w:drawing>
-          <wp:anchor distT="36000" distB="36000" distL="36000" distR="36000" simplePos="0" relativeHeight="1009" behindDoc="0" locked="0" layoutInCell="1" allowOverlap="0">
-            <wp:simplePos x="0" y="0"/>
-            <wp:positionH relativeFrom="column">
-              <wp:posOffset>0</wp:posOffset>
-            </wp:positionH>
-            <wp:positionV relativeFrom="paragraph">
-              <wp:posOffset>-386080</wp:posOffset>
-            </wp:positionV>
+          <wp:inline>
             <wp:extent cx="2415600" cy="2390633"/>
             <wp:effectExtent l="0" t="0" r="0" b="0"/>
-            <wp:wrapSquare wrapText="bothSides"/>
             <wp:docPr id="100031" name="图片 100031" descr="@@@71a2a6f0-fde3-474d-af12-10aae52d416e"/>
             <wp:cNvGraphicFramePr>
               <a:graphicFrameLocks xmlns:a="http://schemas.openxmlformats.org/drawingml/2006/main" noChangeAspect="1"/>
@@ -6472,7 +6469,7 @@
                 </pic:pic>
               </a:graphicData>
             </a:graphic>
-          </wp:anchor>
+          </wp:inline>
         </w:drawing>
       </w:r>
     </w:p>
@@ -12021,22 +12018,20 @@
         </w:rPr>
         <w:t>两部分．</w:t>
       </w:r>
+    </w:p>
+    <w:p>
+      <w:pPr>
+        <w:spacing w:before="0" w:after="0" w:line="410" w:lineRule="atLeast"/>
+        <w:jc w:val="left"/>
+      </w:pPr>
       <w:r>
         <w:rPr>
           <w:noProof/>
         </w:rPr>
         <w:drawing>
-          <wp:anchor distT="36000" distB="36000" distL="36000" distR="36000" simplePos="0" relativeHeight="1016" behindDoc="0" locked="0" layoutInCell="1" allowOverlap="0">
-            <wp:simplePos x="0" y="0"/>
-            <wp:positionH relativeFrom="column">
-              <wp:posOffset>0</wp:posOffset>
-            </wp:positionH>
-            <wp:positionV relativeFrom="paragraph">
-              <wp:posOffset>-175260</wp:posOffset>
-            </wp:positionV>
+          <wp:inline>
             <wp:extent cx="1476000" cy="1962044"/>
             <wp:effectExtent l="0" t="0" r="0" b="0"/>
-            <wp:wrapSquare wrapText="bothSides"/>
             <wp:docPr id="100045" name="图片 100045" descr="@@@15819737-6aa9-4c81-ac40-9cf2e8d0f6a7"/>
             <wp:cNvGraphicFramePr>
               <a:graphicFrameLocks xmlns:a="http://schemas.openxmlformats.org/drawingml/2006/main" noChangeAspect="1"/>
@@ -12068,7 +12063,7 @@
                 </pic:pic>
               </a:graphicData>
             </a:graphic>
-          </wp:anchor>
+          </wp:inline>
         </w:drawing>
       </w:r>
     </w:p>
